--- a/WebContent/docx/肺癌11基因报告.docx
+++ b/WebContent/docx/肺癌11基因报告.docx
@@ -2464,18 +2464,18 @@
         </w:numPr>
         <w:jc w:val="left"/>
       </w:pPr>
-      <w:bookmarkStart w:id="0" w:name="_Toc28946"/>
-      <w:bookmarkStart w:id="1" w:name="_Toc23010"/>
-      <w:bookmarkStart w:id="2" w:name="_Toc20532"/>
-      <w:bookmarkStart w:id="3" w:name="_Toc16449"/>
-      <w:bookmarkStart w:id="4" w:name="_Toc6195"/>
-      <w:bookmarkStart w:id="5" w:name="_Toc13044"/>
-      <w:bookmarkStart w:id="6" w:name="_Toc15112"/>
-      <w:bookmarkStart w:id="7" w:name="_Toc30629"/>
-      <w:bookmarkStart w:id="8" w:name="_Toc24686"/>
-      <w:bookmarkStart w:id="9" w:name="_Toc15567"/>
-      <w:bookmarkStart w:id="10" w:name="_Toc21253"/>
-      <w:bookmarkStart w:id="11" w:name="_Toc10575"/>
+      <w:bookmarkStart w:id="0" w:name="_Toc6195"/>
+      <w:bookmarkStart w:id="1" w:name="_Toc15567"/>
+      <w:bookmarkStart w:id="2" w:name="_Toc15112"/>
+      <w:bookmarkStart w:id="3" w:name="_Toc23010"/>
+      <w:bookmarkStart w:id="4" w:name="_Toc28946"/>
+      <w:bookmarkStart w:id="5" w:name="_Toc30629"/>
+      <w:bookmarkStart w:id="6" w:name="_Toc10575"/>
+      <w:bookmarkStart w:id="7" w:name="_Toc16449"/>
+      <w:bookmarkStart w:id="8" w:name="_Toc13044"/>
+      <w:bookmarkStart w:id="9" w:name="_Toc20532"/>
+      <w:bookmarkStart w:id="10" w:name="_Toc24686"/>
+      <w:bookmarkStart w:id="11" w:name="_Toc21253"/>
       <w:r>
         <w:t>样本信息</w:t>
       </w:r>
@@ -2846,6 +2846,7 @@
             <w:insideH w:val="single" w:color="BEBEBE" w:themeColor="background1" w:themeShade="BF" w:sz="4" w:space="0"/>
             <w:insideV w:val="single" w:color="BEBEBE" w:themeColor="background1" w:themeShade="BF" w:sz="4" w:space="0"/>
           </w:tblBorders>
+          <w:shd w:val="clear" w:color="auto" w:fill="FFFFFF" w:themeFill="background1"/>
           <w:tblCellMar>
             <w:top w:w="0" w:type="dxa"/>
             <w:left w:w="108" w:type="dxa"/>
@@ -3003,6 +3004,7 @@
             <w:insideH w:val="single" w:color="BEBEBE" w:themeColor="background1" w:themeShade="BF" w:sz="4" w:space="0"/>
             <w:insideV w:val="single" w:color="BEBEBE" w:themeColor="background1" w:themeShade="BF" w:sz="4" w:space="0"/>
           </w:tblBorders>
+          <w:shd w:val="clear" w:color="auto" w:fill="FFFFFF" w:themeFill="background1"/>
           <w:tblCellMar>
             <w:top w:w="0" w:type="dxa"/>
             <w:left w:w="108" w:type="dxa"/>
@@ -3160,6 +3162,7 @@
             <w:insideH w:val="single" w:color="BEBEBE" w:themeColor="background1" w:themeShade="BF" w:sz="4" w:space="0"/>
             <w:insideV w:val="single" w:color="BEBEBE" w:themeColor="background1" w:themeShade="BF" w:sz="4" w:space="0"/>
           </w:tblBorders>
+          <w:shd w:val="clear" w:color="auto" w:fill="FFFFFF" w:themeFill="background1"/>
           <w:tblCellMar>
             <w:top w:w="0" w:type="dxa"/>
             <w:left w:w="108" w:type="dxa"/>
@@ -3333,14 +3336,14 @@
         </w:numPr>
         <w:jc w:val="left"/>
       </w:pPr>
-      <w:bookmarkStart w:id="12" w:name="_Toc25706"/>
-      <w:bookmarkStart w:id="13" w:name="_Toc19594"/>
-      <w:bookmarkStart w:id="14" w:name="_Toc7021_WPSOffice_Level1"/>
-      <w:bookmarkStart w:id="15" w:name="_Toc11015_WPSOffice_Level1"/>
-      <w:bookmarkStart w:id="16" w:name="_Toc17451"/>
-      <w:bookmarkStart w:id="17" w:name="_Toc10518"/>
-      <w:bookmarkStart w:id="18" w:name="_Toc18062_WPSOffice_Level1"/>
-      <w:bookmarkStart w:id="19" w:name="_Toc11465"/>
+      <w:bookmarkStart w:id="12" w:name="_Toc19594"/>
+      <w:bookmarkStart w:id="13" w:name="_Toc11015_WPSOffice_Level1"/>
+      <w:bookmarkStart w:id="14" w:name="_Toc10518"/>
+      <w:bookmarkStart w:id="15" w:name="_Toc18062_WPSOffice_Level1"/>
+      <w:bookmarkStart w:id="16" w:name="_Toc7021_WPSOffice_Level1"/>
+      <w:bookmarkStart w:id="17" w:name="_Toc11465"/>
+      <w:bookmarkStart w:id="18" w:name="_Toc25706"/>
+      <w:bookmarkStart w:id="19" w:name="_Toc17451"/>
       <w:r>
         <w:t>检测项目</w:t>
       </w:r>
@@ -3924,16 +3927,16 @@
         </w:rPr>
       </w:pPr>
       <w:bookmarkStart w:id="21" w:name="_Toc16576"/>
-      <w:bookmarkStart w:id="22" w:name="_Toc149826002"/>
-      <w:bookmarkStart w:id="23" w:name="_Toc149832727"/>
-      <w:bookmarkStart w:id="24" w:name="_Toc11859"/>
-      <w:bookmarkStart w:id="25" w:name="_Toc11230"/>
-      <w:bookmarkStart w:id="26" w:name="_Toc18058"/>
-      <w:bookmarkStart w:id="27" w:name="_Toc3871"/>
-      <w:bookmarkStart w:id="28" w:name="_Toc4088"/>
-      <w:bookmarkStart w:id="29" w:name="_Toc6221_WPSOffice_Level1"/>
-      <w:bookmarkStart w:id="30" w:name="_Toc1410"/>
-      <w:bookmarkStart w:id="31" w:name="_Toc25920"/>
+      <w:bookmarkStart w:id="22" w:name="_Toc149832727"/>
+      <w:bookmarkStart w:id="23" w:name="_Toc149826002"/>
+      <w:bookmarkStart w:id="24" w:name="_Toc11230"/>
+      <w:bookmarkStart w:id="25" w:name="_Toc11859"/>
+      <w:bookmarkStart w:id="26" w:name="_Toc3871"/>
+      <w:bookmarkStart w:id="27" w:name="_Toc4088"/>
+      <w:bookmarkStart w:id="28" w:name="_Toc1410"/>
+      <w:bookmarkStart w:id="29" w:name="_Toc25920"/>
+      <w:bookmarkStart w:id="30" w:name="_Toc18058"/>
+      <w:bookmarkStart w:id="31" w:name="_Toc6221_WPSOffice_Level1"/>
       <w:bookmarkStart w:id="32" w:name="_Toc23369_WPSOffice_Level1"/>
       <w:r>
         <w:rPr>
@@ -3986,10 +3989,10 @@
           <w:lang w:eastAsia="zh-CN"/>
         </w:rPr>
       </w:pPr>
-      <w:bookmarkStart w:id="33" w:name="_Toc11674"/>
-      <w:bookmarkStart w:id="34" w:name="_Toc149832728"/>
-      <w:bookmarkStart w:id="35" w:name="_Toc28467"/>
-      <w:bookmarkStart w:id="36" w:name="_Toc149826003"/>
+      <w:bookmarkStart w:id="33" w:name="_Toc149826003"/>
+      <w:bookmarkStart w:id="34" w:name="_Toc28467"/>
+      <w:bookmarkStart w:id="35" w:name="_Toc149832728"/>
+      <w:bookmarkStart w:id="36" w:name="_Toc11674"/>
       <w:r>
         <w:rPr>
           <w:rFonts w:hint="eastAsia"/>
@@ -4994,22 +4997,22 @@
       <w:bookmarkStart w:id="37" w:name="_Toc31425"/>
       <w:bookmarkStart w:id="38" w:name="_Toc18428"/>
       <w:bookmarkStart w:id="39" w:name="_Toc149832729"/>
-      <w:bookmarkStart w:id="40" w:name="_Toc107825550"/>
-      <w:bookmarkStart w:id="41" w:name="_Toc2781"/>
-      <w:bookmarkStart w:id="42" w:name="_Toc6237"/>
-      <w:bookmarkStart w:id="43" w:name="_Toc24235"/>
-      <w:bookmarkStart w:id="44" w:name="_Toc2866"/>
-      <w:bookmarkStart w:id="45" w:name="_Toc22132"/>
+      <w:bookmarkStart w:id="40" w:name="_Toc6237"/>
+      <w:bookmarkStart w:id="41" w:name="_Toc24235"/>
+      <w:bookmarkStart w:id="42" w:name="_Toc2866"/>
+      <w:bookmarkStart w:id="43" w:name="_Toc22132"/>
+      <w:bookmarkStart w:id="44" w:name="_Toc20136_WPSOffice_Level1"/>
+      <w:bookmarkStart w:id="45" w:name="_Toc2781"/>
       <w:bookmarkStart w:id="46" w:name="_Toc19898_WPSOffice_Level1"/>
-      <w:bookmarkStart w:id="47" w:name="_Toc20136_WPSOffice_Level1"/>
+      <w:bookmarkStart w:id="47" w:name="_Toc107825550"/>
       <w:bookmarkStart w:id="48" w:name="_Toc107825552"/>
       <w:bookmarkStart w:id="49" w:name="_Toc9088"/>
       <w:bookmarkStart w:id="50" w:name="_Toc11015_WPSOffice_Level2"/>
-      <w:bookmarkStart w:id="51" w:name="_Toc18062_WPSOffice_Level2"/>
+      <w:bookmarkStart w:id="51" w:name="_Toc5728"/>
       <w:bookmarkStart w:id="52" w:name="_Toc15063"/>
-      <w:bookmarkStart w:id="53" w:name="_Toc27379"/>
-      <w:bookmarkStart w:id="54" w:name="_Toc5728"/>
-      <w:bookmarkStart w:id="55" w:name="_Toc23375"/>
+      <w:bookmarkStart w:id="53" w:name="_Toc23375"/>
+      <w:bookmarkStart w:id="54" w:name="_Toc27379"/>
+      <w:bookmarkStart w:id="55" w:name="_Toc18062_WPSOffice_Level2"/>
       <w:r>
         <w:rPr>
           <w:rFonts w:hint="eastAsia"/>
@@ -6718,9 +6721,9 @@
           <w:lang w:eastAsia="zh-CN"/>
         </w:rPr>
       </w:pPr>
-      <w:bookmarkStart w:id="57" w:name="_Toc149832732"/>
+      <w:bookmarkStart w:id="57" w:name="_Toc149826007"/>
       <w:bookmarkStart w:id="58" w:name="_Toc26774"/>
-      <w:bookmarkStart w:id="59" w:name="_Toc149826007"/>
+      <w:bookmarkStart w:id="59" w:name="_Toc149832732"/>
       <w:bookmarkStart w:id="60" w:name="_Toc13052"/>
       <w:r>
         <w:rPr>
@@ -11597,12 +11600,6 @@
             <w:insideH w:val="single" w:color="A4A4A4" w:sz="4" w:space="0"/>
             <w:insideV w:val="single" w:color="A4A4A4" w:sz="4" w:space="0"/>
           </w:tblBorders>
-          <w:tblCellMar>
-            <w:top w:w="0" w:type="dxa"/>
-            <w:left w:w="113" w:type="dxa"/>
-            <w:bottom w:w="0" w:type="dxa"/>
-            <w:right w:w="113" w:type="dxa"/>
-          </w:tblCellMar>
         </w:tblPrEx>
         <w:trPr>
           <w:trHeight w:val="567" w:hRule="atLeast"/>
@@ -12068,13 +12065,13 @@
       </w:pPr>
       <w:bookmarkStart w:id="65" w:name="_Toc107825555"/>
       <w:bookmarkStart w:id="66" w:name="_Toc29372"/>
-      <w:bookmarkStart w:id="67" w:name="_Toc23903"/>
-      <w:bookmarkStart w:id="68" w:name="_Toc25727"/>
-      <w:bookmarkStart w:id="69" w:name="_Toc23846_WPSOffice_Level1"/>
-      <w:bookmarkStart w:id="70" w:name="_Toc32443_WPSOffice_Level1"/>
-      <w:bookmarkStart w:id="71" w:name="_Toc180"/>
-      <w:bookmarkStart w:id="72" w:name="_Toc4331_WPSOffice_Level1"/>
-      <w:bookmarkStart w:id="73" w:name="_Toc24960"/>
+      <w:bookmarkStart w:id="67" w:name="_Toc25727"/>
+      <w:bookmarkStart w:id="68" w:name="_Toc23903"/>
+      <w:bookmarkStart w:id="69" w:name="_Toc180"/>
+      <w:bookmarkStart w:id="70" w:name="_Toc4331_WPSOffice_Level1"/>
+      <w:bookmarkStart w:id="71" w:name="_Toc24960"/>
+      <w:bookmarkStart w:id="72" w:name="_Toc32443_WPSOffice_Level1"/>
+      <w:bookmarkStart w:id="73" w:name="_Toc23846_WPSOffice_Level1"/>
       <w:bookmarkStart w:id="74" w:name="_Toc2749"/>
       <w:r>
         <w:rPr>
@@ -12135,8 +12132,8 @@
           <w:lang w:eastAsia="zh-CN"/>
         </w:rPr>
       </w:pPr>
-      <w:bookmarkStart w:id="75" w:name="_Toc20034"/>
-      <w:bookmarkStart w:id="76" w:name="_Toc10223"/>
+      <w:bookmarkStart w:id="75" w:name="_Toc10223"/>
+      <w:bookmarkStart w:id="76" w:name="_Toc20034"/>
       <w:bookmarkStart w:id="77" w:name="_Toc106719764"/>
       <w:bookmarkStart w:id="78" w:name="_Toc17335"/>
       <w:r>
@@ -12620,6 +12617,12 @@
             <w:insideH w:val="dotted" w:color="033F86" w:sz="4" w:space="0"/>
             <w:insideV w:val="dotted" w:color="033F86" w:sz="4" w:space="0"/>
           </w:tblBorders>
+          <w:tblCellMar>
+            <w:top w:w="0" w:type="dxa"/>
+            <w:left w:w="108" w:type="dxa"/>
+            <w:bottom w:w="0" w:type="dxa"/>
+            <w:right w:w="108" w:type="dxa"/>
+          </w:tblCellMar>
         </w:tblPrEx>
         <w:trPr>
           <w:trHeight w:val="388" w:hRule="exact"/>
@@ -15267,6 +15270,7 @@
             <w:insideH w:val="dotted" w:color="A5A5A5" w:sz="4" w:space="0"/>
             <w:insideV w:val="dotted" w:color="A5A5A5" w:sz="4" w:space="0"/>
           </w:tblBorders>
+          <w:shd w:val="clear" w:color="auto" w:fill="auto"/>
           <w:tblCellMar>
             <w:top w:w="0" w:type="dxa"/>
             <w:left w:w="108" w:type="dxa"/>
@@ -15352,6 +15356,7 @@
             <w:insideH w:val="dotted" w:color="A5A5A5" w:sz="4" w:space="0"/>
             <w:insideV w:val="dotted" w:color="A5A5A5" w:sz="4" w:space="0"/>
           </w:tblBorders>
+          <w:shd w:val="clear" w:color="auto" w:fill="auto"/>
           <w:tblCellMar>
             <w:top w:w="0" w:type="dxa"/>
             <w:left w:w="108" w:type="dxa"/>
@@ -15412,6 +15417,7 @@
             <w:insideH w:val="dotted" w:color="A5A5A5" w:sz="4" w:space="0"/>
             <w:insideV w:val="dotted" w:color="A5A5A5" w:sz="4" w:space="0"/>
           </w:tblBorders>
+          <w:shd w:val="clear" w:color="auto" w:fill="auto"/>
           <w:tblCellMar>
             <w:top w:w="0" w:type="dxa"/>
             <w:left w:w="108" w:type="dxa"/>
@@ -16679,8 +16685,6 @@
           <w:lang w:eastAsia="zh-CN"/>
         </w:rPr>
       </w:pPr>
-      <w:bookmarkStart w:id="145" w:name="_GoBack"/>
-      <w:bookmarkEnd w:id="145"/>
     </w:p>
     <w:p>
       <w:pPr>
@@ -19300,14 +19304,6 @@
       </w:tr>
       <w:tr>
         <w:tblPrEx>
-          <w:tblBorders>
-            <w:top w:val="single" w:color="45A3A7" w:sz="18" w:space="0"/>
-            <w:left w:val="none" w:color="auto" w:sz="0" w:space="0"/>
-            <w:bottom w:val="dotted" w:color="45A3A7" w:sz="4" w:space="0"/>
-            <w:right w:val="none" w:color="auto" w:sz="0" w:space="0"/>
-            <w:insideH w:val="dotted" w:color="45A3A7" w:sz="4" w:space="0"/>
-            <w:insideV w:val="dotted" w:color="45A3A7" w:sz="4" w:space="0"/>
-          </w:tblBorders>
           <w:tblCellMar>
             <w:top w:w="0" w:type="dxa"/>
             <w:left w:w="108" w:type="dxa"/>
@@ -25755,22 +25751,22 @@
         </w:numPr>
         <w:jc w:val="left"/>
       </w:pPr>
-      <w:bookmarkStart w:id="87" w:name="_Toc28240"/>
-      <w:bookmarkStart w:id="88" w:name="_Toc11294"/>
-      <w:bookmarkStart w:id="89" w:name="_Toc21764_WPSOffice_Level1"/>
-      <w:bookmarkStart w:id="90" w:name="_Toc20571"/>
-      <w:bookmarkStart w:id="91" w:name="_Toc1707_WPSOffice_Level1"/>
-      <w:bookmarkStart w:id="92" w:name="_Toc27302"/>
-      <w:bookmarkStart w:id="93" w:name="_Toc107825561"/>
-      <w:bookmarkStart w:id="94" w:name="_Toc13698"/>
-      <w:bookmarkStart w:id="95" w:name="_Toc13196_WPSOffice_Level1"/>
+      <w:bookmarkStart w:id="87" w:name="_Toc1707_WPSOffice_Level1"/>
+      <w:bookmarkStart w:id="88" w:name="_Toc13698"/>
+      <w:bookmarkStart w:id="89" w:name="_Toc13196_WPSOffice_Level1"/>
+      <w:bookmarkStart w:id="90" w:name="_Toc107825561"/>
+      <w:bookmarkStart w:id="91" w:name="_Toc20571"/>
+      <w:bookmarkStart w:id="92" w:name="_Toc21764_WPSOffice_Level1"/>
+      <w:bookmarkStart w:id="93" w:name="_Toc28240"/>
+      <w:bookmarkStart w:id="94" w:name="_Toc27302"/>
+      <w:bookmarkStart w:id="95" w:name="_Toc11294"/>
       <w:bookmarkStart w:id="96" w:name="_Toc16835"/>
-      <w:bookmarkStart w:id="97" w:name="_Toc1779"/>
-      <w:bookmarkStart w:id="98" w:name="_Toc11896_WPSOffice_Level1"/>
-      <w:bookmarkStart w:id="99" w:name="_Toc28810_WPSOffice_Level1"/>
-      <w:bookmarkStart w:id="100" w:name="_Toc20303"/>
-      <w:bookmarkStart w:id="101" w:name="_Toc11193_WPSOffice_Level1"/>
-      <w:bookmarkStart w:id="102" w:name="_Toc11812"/>
+      <w:bookmarkStart w:id="97" w:name="_Toc20303"/>
+      <w:bookmarkStart w:id="98" w:name="_Toc28810_WPSOffice_Level1"/>
+      <w:bookmarkStart w:id="99" w:name="_Toc11193_WPSOffice_Level1"/>
+      <w:bookmarkStart w:id="100" w:name="_Toc11896_WPSOffice_Level1"/>
+      <w:bookmarkStart w:id="101" w:name="_Toc11812"/>
+      <w:bookmarkStart w:id="102" w:name="_Toc1779"/>
       <w:r>
         <w:rPr>
           <w:rFonts w:hint="eastAsia"/>
@@ -25802,14 +25798,14 @@
         </w:rPr>
       </w:pPr>
       <w:bookmarkStart w:id="103" w:name="_Toc14255_WPSOffice_Level1"/>
-      <w:bookmarkStart w:id="104" w:name="_Toc3853"/>
-      <w:bookmarkStart w:id="105" w:name="_Toc15840_WPSOffice_Level1"/>
-      <w:bookmarkStart w:id="106" w:name="_Toc9066"/>
-      <w:bookmarkStart w:id="107" w:name="_Toc32150"/>
-      <w:bookmarkStart w:id="108" w:name="_Toc27230"/>
-      <w:bookmarkStart w:id="109" w:name="_Toc24085_WPSOffice_Level1"/>
+      <w:bookmarkStart w:id="104" w:name="_Toc15840_WPSOffice_Level1"/>
+      <w:bookmarkStart w:id="105" w:name="_Toc27230"/>
+      <w:bookmarkStart w:id="106" w:name="_Toc24085_WPSOffice_Level1"/>
+      <w:bookmarkStart w:id="107" w:name="_Toc3853"/>
+      <w:bookmarkStart w:id="108" w:name="_Toc9066"/>
+      <w:bookmarkStart w:id="109" w:name="_Toc3674"/>
       <w:bookmarkStart w:id="110" w:name="_Toc28605"/>
-      <w:bookmarkStart w:id="111" w:name="_Toc3674"/>
+      <w:bookmarkStart w:id="111" w:name="_Toc32150"/>
       <w:r>
         <w:rPr>
           <w:rFonts w:hint="eastAsia"/>
@@ -28075,7 +28071,19 @@
           <w:szCs w:val="18"/>
           <w:lang w:eastAsia="zh-CN"/>
         </w:rPr>
-        <w:t>总体质量评估：总体质量评估：根据DNA平均测序深度进行评估，分为“合格”、“警戒“、”不合格”三个等级。总体质量评估为“警戒“或者“不合格”时，均会影响检测的准确性和敏感性。</w:t>
+        <w:t>总体质量评估：</w:t>
+      </w:r>
+      <w:bookmarkStart w:id="145" w:name="_GoBack"/>
+      <w:bookmarkEnd w:id="145"/>
+      <w:r>
+        <w:rPr>
+          <w:rFonts w:hint="eastAsia" w:ascii="Times New Roman" w:hAnsi="Times New Roman" w:eastAsia="微软雅黑" w:cs="Times New Roman"/>
+          <w:bCs/>
+          <w:sz w:val="18"/>
+          <w:szCs w:val="18"/>
+          <w:lang w:eastAsia="zh-CN"/>
+        </w:rPr>
+        <w:t>根据DNA平均测序深度进行评估，分为“合格”、“警戒“、”不合格”三个等级。总体质量评估为“警戒“或者“不合格”时，均会影响检测的准确性和敏感性。</w:t>
       </w:r>
     </w:p>
     <w:p>
@@ -28130,9 +28138,9 @@
           <w:lang w:eastAsia="zh-CN"/>
         </w:rPr>
       </w:pPr>
-      <w:bookmarkStart w:id="112" w:name="_Toc14871"/>
+      <w:bookmarkStart w:id="112" w:name="_Toc30346"/>
       <w:bookmarkStart w:id="113" w:name="_Toc11406"/>
-      <w:bookmarkStart w:id="114" w:name="_Toc30346"/>
+      <w:bookmarkStart w:id="114" w:name="_Toc14871"/>
       <w:r>
         <w:rPr>
           <w:rFonts w:hint="eastAsia"/>
@@ -28703,25 +28711,25 @@
           <w:lang w:eastAsia="zh-CN"/>
         </w:rPr>
       </w:pPr>
-      <w:bookmarkStart w:id="115" w:name="_Toc2950"/>
-      <w:bookmarkStart w:id="116" w:name="_Toc15114"/>
+      <w:bookmarkStart w:id="115" w:name="_Toc15114"/>
+      <w:bookmarkStart w:id="116" w:name="_Toc2950"/>
       <w:bookmarkStart w:id="117" w:name="_Toc3409"/>
-      <w:bookmarkStart w:id="118" w:name="_Toc29105"/>
-      <w:bookmarkStart w:id="119" w:name="_Toc18811"/>
-      <w:bookmarkStart w:id="120" w:name="_Toc24462"/>
-      <w:bookmarkStart w:id="121" w:name="_Toc699"/>
-      <w:bookmarkStart w:id="122" w:name="_Toc16663"/>
-      <w:bookmarkStart w:id="123" w:name="_Toc5457"/>
-      <w:bookmarkStart w:id="124" w:name="_Toc2482"/>
-      <w:bookmarkStart w:id="125" w:name="_Toc30512"/>
-      <w:bookmarkStart w:id="126" w:name="_Toc10759"/>
-      <w:bookmarkStart w:id="127" w:name="_Toc8550"/>
-      <w:bookmarkStart w:id="128" w:name="_Toc32447"/>
-      <w:bookmarkStart w:id="129" w:name="_Toc13498"/>
-      <w:bookmarkStart w:id="130" w:name="_Toc18198"/>
-      <w:bookmarkStart w:id="131" w:name="_Toc11925"/>
-      <w:bookmarkStart w:id="132" w:name="_Toc2699"/>
-      <w:bookmarkStart w:id="133" w:name="_Toc11535"/>
+      <w:bookmarkStart w:id="118" w:name="_Toc5457"/>
+      <w:bookmarkStart w:id="119" w:name="_Toc24462"/>
+      <w:bookmarkStart w:id="120" w:name="_Toc2482"/>
+      <w:bookmarkStart w:id="121" w:name="_Toc29105"/>
+      <w:bookmarkStart w:id="122" w:name="_Toc8550"/>
+      <w:bookmarkStart w:id="123" w:name="_Toc32447"/>
+      <w:bookmarkStart w:id="124" w:name="_Toc10759"/>
+      <w:bookmarkStart w:id="125" w:name="_Toc18198"/>
+      <w:bookmarkStart w:id="126" w:name="_Toc16663"/>
+      <w:bookmarkStart w:id="127" w:name="_Toc18811"/>
+      <w:bookmarkStart w:id="128" w:name="_Toc2699"/>
+      <w:bookmarkStart w:id="129" w:name="_Toc11535"/>
+      <w:bookmarkStart w:id="130" w:name="_Toc699"/>
+      <w:bookmarkStart w:id="131" w:name="_Toc13498"/>
+      <w:bookmarkStart w:id="132" w:name="_Toc11925"/>
+      <w:bookmarkStart w:id="133" w:name="_Toc30512"/>
       <w:bookmarkStart w:id="134" w:name="_Toc28557"/>
       <w:r>
         <w:rPr>
@@ -28951,15 +28959,15 @@
           <w:lang w:eastAsia="zh-CN"/>
         </w:rPr>
       </w:pPr>
-      <w:bookmarkStart w:id="135" w:name="_Toc4503"/>
-      <w:bookmarkStart w:id="136" w:name="_Toc11901"/>
-      <w:bookmarkStart w:id="137" w:name="_Toc18372"/>
+      <w:bookmarkStart w:id="135" w:name="_Toc18372"/>
+      <w:bookmarkStart w:id="136" w:name="_Toc4503"/>
+      <w:bookmarkStart w:id="137" w:name="_Toc11901"/>
       <w:bookmarkStart w:id="138" w:name="_Toc27809"/>
       <w:bookmarkStart w:id="139" w:name="_Toc22162_WPSOffice_Level1"/>
       <w:bookmarkStart w:id="140" w:name="_Toc19584_WPSOffice_Level1"/>
-      <w:bookmarkStart w:id="141" w:name="_Toc13275"/>
+      <w:bookmarkStart w:id="141" w:name="_Toc14611_WPSOffice_Level1"/>
       <w:bookmarkStart w:id="142" w:name="_Toc17792_WPSOffice_Level2"/>
-      <w:bookmarkStart w:id="143" w:name="_Toc14611_WPSOffice_Level1"/>
+      <w:bookmarkStart w:id="143" w:name="_Toc13275"/>
       <w:bookmarkStart w:id="144" w:name="_Toc22623"/>
       <w:r>
         <w:rPr>
@@ -32125,7 +32133,7 @@
     </w:pPr>
     <w:rPr>
       <w:rFonts w:ascii="Times New Roman" w:hAnsi="Times New Roman" w:eastAsia="微软雅黑"/>
-      <w:color w:val="7F7F7F" w:themeColor="background1" w:themeShade="80"/>
+      <w:color w:val="808080" w:themeColor="background1" w:themeShade="80"/>
       <w:sz w:val="28"/>
       <w:szCs w:val="28"/>
     </w:rPr>
@@ -32882,7 +32890,6 @@
   <customSectProps>
     <customSectPr/>
     <customSectPr/>
-    <customSectPr/>
   </customSectProps>
   <customShpExts>
     <customShpInfo spid="_x0000_s1026" textRotate="1"/>
